--- a/Projeto_Infra_Emp_YourJobHere.docx
+++ b/Projeto_Infra_Emp_YourJobHere.docx
@@ -372,25 +372,7 @@
           <w:rPr>
             <w:rStyle w:val="Hyperlink"/>
           </w:rPr>
-          <w:t>a</w:t>
-        </w:r>
-        <w:r>
-          <w:rPr>
-            <w:rStyle w:val="Hyperlink"/>
-          </w:rPr>
-          <w:t>q</w:t>
-        </w:r>
-        <w:r>
-          <w:rPr>
-            <w:rStyle w:val="Hyperlink"/>
-          </w:rPr>
-          <w:t>u</w:t>
-        </w:r>
-        <w:r>
-          <w:rPr>
-            <w:rStyle w:val="Hyperlink"/>
-          </w:rPr>
-          <w:t>i</w:t>
+          <w:t>aqui</w:t>
         </w:r>
       </w:hyperlink>
       <w:r>
@@ -405,6 +387,9 @@
         <w:jc w:val="both"/>
       </w:pPr>
       <w:r>
+        <w:rPr>
+          <w:noProof/>
+        </w:rPr>
         <w:drawing>
           <wp:inline distT="0" distB="0" distL="0" distR="0" wp14:anchorId="44EA9905" wp14:editId="67D937DA">
             <wp:extent cx="5400040" cy="1419860"/>
@@ -459,7 +444,13 @@
         <w:jc w:val="both"/>
       </w:pPr>
       <w:r>
-        <w:t>Decidimos utilizar a Topologia, Estrela Hierárquica.</w:t>
+        <w:t>Decidimos utilizar a Topologia, Estrela Hierárquica</w:t>
+      </w:r>
+      <w:r>
+        <w:t xml:space="preserve"> (Árvore)</w:t>
+      </w:r>
+      <w:r>
+        <w:t>.</w:t>
       </w:r>
     </w:p>
     <w:p>
@@ -525,6 +516,9 @@
         <w:jc w:val="both"/>
       </w:pPr>
       <w:r>
+        <w:rPr>
+          <w:noProof/>
+        </w:rPr>
         <w:drawing>
           <wp:inline distT="0" distB="0" distL="0" distR="0" wp14:anchorId="0C4D3FC5" wp14:editId="2D0F705B">
             <wp:extent cx="5400040" cy="4445635"/>
@@ -711,7 +705,19 @@
           <w:rPr>
             <w:rStyle w:val="Hyperlink"/>
           </w:rPr>
-          <w:t xml:space="preserve"> 60F + UTP</w:t>
+          <w:t xml:space="preserve"> 60F</w:t>
+        </w:r>
+        <w:r>
+          <w:rPr>
+            <w:rStyle w:val="Hyperlink"/>
+          </w:rPr>
+          <w:t xml:space="preserve"> </w:t>
+        </w:r>
+        <w:r>
+          <w:rPr>
+            <w:rStyle w:val="Hyperlink"/>
+          </w:rPr>
+          <w:t>+ UTP</w:t>
         </w:r>
       </w:hyperlink>
       <w:r>
@@ -1057,13 +1063,7 @@
           <w:rPr>
             <w:rStyle w:val="Hyperlink"/>
           </w:rPr>
-          <w:t xml:space="preserve">-&gt; </w:t>
-        </w:r>
-        <w:r>
-          <w:rPr>
-            <w:rStyle w:val="Hyperlink"/>
-          </w:rPr>
-          <w:t>TP-LINK TL-SG3452 (48 portas + 4 SFP)</w:t>
+          <w:t>-&gt; TP-LINK TL-SG3452 (48 portas + 4 SFP)</w:t>
         </w:r>
       </w:hyperlink>
     </w:p>
@@ -1701,10 +1701,7 @@
               <w:jc w:val="center"/>
             </w:pPr>
             <w:r>
-              <w:t>192.168.10.</w:t>
-            </w:r>
-            <w:r>
-              <w:t>1</w:t>
+              <w:t>192.168.10.1</w:t>
             </w:r>
           </w:p>
         </w:tc>
@@ -1754,13 +1751,7 @@
               <w:jc w:val="center"/>
             </w:pPr>
             <w:r>
-              <w:t>192.168.</w:t>
-            </w:r>
-            <w:r>
-              <w:t>2</w:t>
-            </w:r>
-            <w:r>
-              <w:t>0.0/24</w:t>
+              <w:t>192.168.20.0/24</w:t>
             </w:r>
           </w:p>
         </w:tc>
@@ -1776,16 +1767,7 @@
               <w:jc w:val="center"/>
             </w:pPr>
             <w:r>
-              <w:t>192.168.</w:t>
-            </w:r>
-            <w:r>
-              <w:t>2</w:t>
-            </w:r>
-            <w:r>
-              <w:t>0.</w:t>
-            </w:r>
-            <w:r>
-              <w:t>1</w:t>
+              <w:t>192.168.20.1</w:t>
             </w:r>
           </w:p>
         </w:tc>
@@ -1835,13 +1817,7 @@
               <w:jc w:val="center"/>
             </w:pPr>
             <w:r>
-              <w:t>192.168.</w:t>
-            </w:r>
-            <w:r>
-              <w:t>3</w:t>
-            </w:r>
-            <w:r>
-              <w:t>0.0/24</w:t>
+              <w:t>192.168.30.0/24</w:t>
             </w:r>
           </w:p>
         </w:tc>
@@ -1857,16 +1833,7 @@
               <w:jc w:val="center"/>
             </w:pPr>
             <w:r>
-              <w:t>192.168.</w:t>
-            </w:r>
-            <w:r>
-              <w:t>30</w:t>
-            </w:r>
-            <w:r>
-              <w:t>.</w:t>
-            </w:r>
-            <w:r>
-              <w:t>1</w:t>
+              <w:t>192.168.30.1</w:t>
             </w:r>
           </w:p>
         </w:tc>
@@ -1916,13 +1883,7 @@
               <w:jc w:val="center"/>
             </w:pPr>
             <w:r>
-              <w:t>192.168.</w:t>
-            </w:r>
-            <w:r>
-              <w:t>4</w:t>
-            </w:r>
-            <w:r>
-              <w:t>0.0/24</w:t>
+              <w:t>192.168.40.0/24</w:t>
             </w:r>
           </w:p>
         </w:tc>
@@ -1938,16 +1899,7 @@
               <w:jc w:val="center"/>
             </w:pPr>
             <w:r>
-              <w:t>192.168.</w:t>
-            </w:r>
-            <w:r>
-              <w:t>4</w:t>
-            </w:r>
-            <w:r>
-              <w:t>0.</w:t>
-            </w:r>
-            <w:r>
-              <w:t>1</w:t>
+              <w:t>192.168.40.1</w:t>
             </w:r>
           </w:p>
         </w:tc>
@@ -1997,13 +1949,7 @@
               <w:jc w:val="center"/>
             </w:pPr>
             <w:r>
-              <w:t>192.168.</w:t>
-            </w:r>
-            <w:r>
-              <w:t>5</w:t>
-            </w:r>
-            <w:r>
-              <w:t>0.0/24</w:t>
+              <w:t>192.168.50.0/24</w:t>
             </w:r>
           </w:p>
         </w:tc>
@@ -2019,16 +1965,7 @@
               <w:jc w:val="center"/>
             </w:pPr>
             <w:r>
-              <w:t>192.168.</w:t>
-            </w:r>
-            <w:r>
-              <w:t>5</w:t>
-            </w:r>
-            <w:r>
-              <w:t>0.</w:t>
-            </w:r>
-            <w:r>
-              <w:t>1</w:t>
+              <w:t>192.168.50.1</w:t>
             </w:r>
           </w:p>
         </w:tc>
@@ -2078,13 +2015,7 @@
               <w:jc w:val="center"/>
             </w:pPr>
             <w:r>
-              <w:t>192.168.</w:t>
-            </w:r>
-            <w:r>
-              <w:t>6</w:t>
-            </w:r>
-            <w:r>
-              <w:t>0.0/24</w:t>
+              <w:t>192.168.60.0/24</w:t>
             </w:r>
           </w:p>
         </w:tc>
@@ -2100,16 +2031,7 @@
               <w:jc w:val="center"/>
             </w:pPr>
             <w:r>
-              <w:t>192.168.</w:t>
-            </w:r>
-            <w:r>
-              <w:t>6</w:t>
-            </w:r>
-            <w:r>
-              <w:t>0.</w:t>
-            </w:r>
-            <w:r>
-              <w:t>1</w:t>
+              <w:t>192.168.60.1</w:t>
             </w:r>
           </w:p>
         </w:tc>
@@ -2159,13 +2081,7 @@
               <w:jc w:val="center"/>
             </w:pPr>
             <w:r>
-              <w:t>192.168.</w:t>
-            </w:r>
-            <w:r>
-              <w:t>7</w:t>
-            </w:r>
-            <w:r>
-              <w:t>0.0/24</w:t>
+              <w:t>192.168.70.0/24</w:t>
             </w:r>
           </w:p>
         </w:tc>
@@ -2181,16 +2097,7 @@
               <w:jc w:val="center"/>
             </w:pPr>
             <w:r>
-              <w:t>192.168.</w:t>
-            </w:r>
-            <w:r>
-              <w:t>7</w:t>
-            </w:r>
-            <w:r>
-              <w:t>0.</w:t>
-            </w:r>
-            <w:r>
-              <w:t>1</w:t>
+              <w:t>192.168.70.1</w:t>
             </w:r>
           </w:p>
         </w:tc>
@@ -2240,13 +2147,7 @@
               <w:jc w:val="center"/>
             </w:pPr>
             <w:r>
-              <w:t>192.168.</w:t>
-            </w:r>
-            <w:r>
-              <w:t>8</w:t>
-            </w:r>
-            <w:r>
-              <w:t>0.0/24</w:t>
+              <w:t>192.168.80.0/24</w:t>
             </w:r>
           </w:p>
         </w:tc>
@@ -2262,16 +2163,7 @@
               <w:jc w:val="center"/>
             </w:pPr>
             <w:r>
-              <w:t>192.168.</w:t>
-            </w:r>
-            <w:r>
-              <w:t>8</w:t>
-            </w:r>
-            <w:r>
-              <w:t>0.</w:t>
-            </w:r>
-            <w:r>
-              <w:t>1</w:t>
+              <w:t>192.168.80.1</w:t>
             </w:r>
           </w:p>
         </w:tc>
@@ -2321,13 +2213,7 @@
               <w:jc w:val="center"/>
             </w:pPr>
             <w:r>
-              <w:t>192.168.</w:t>
-            </w:r>
-            <w:r>
-              <w:t>9</w:t>
-            </w:r>
-            <w:r>
-              <w:t>0.0/24</w:t>
+              <w:t>192.168.90.0/24</w:t>
             </w:r>
           </w:p>
         </w:tc>
@@ -2343,16 +2229,7 @@
               <w:jc w:val="center"/>
             </w:pPr>
             <w:r>
-              <w:t>192.168.</w:t>
-            </w:r>
-            <w:r>
-              <w:t>9</w:t>
-            </w:r>
-            <w:r>
-              <w:t>0.</w:t>
-            </w:r>
-            <w:r>
-              <w:t>1</w:t>
+              <w:t>192.168.90.1</w:t>
             </w:r>
           </w:p>
         </w:tc>
@@ -2402,13 +2279,7 @@
               <w:jc w:val="center"/>
             </w:pPr>
             <w:r>
-              <w:t>192.168.</w:t>
-            </w:r>
-            <w:r>
-              <w:t>99</w:t>
-            </w:r>
-            <w:r>
-              <w:t>.</w:t>
+              <w:t>192.168.99.</w:t>
             </w:r>
             <w:r>
               <w:t>1</w:t>
@@ -2427,16 +2298,7 @@
               <w:jc w:val="center"/>
             </w:pPr>
             <w:r>
-              <w:t>192.168.</w:t>
-            </w:r>
-            <w:r>
-              <w:t>99</w:t>
-            </w:r>
-            <w:r>
-              <w:t>.</w:t>
-            </w:r>
-            <w:r>
-              <w:t>1</w:t>
+              <w:t>192.168.99.1</w:t>
             </w:r>
           </w:p>
         </w:tc>
@@ -2486,13 +2348,7 @@
               <w:jc w:val="center"/>
             </w:pPr>
             <w:r>
-              <w:t>192.168.</w:t>
-            </w:r>
-            <w:r>
-              <w:t>20</w:t>
-            </w:r>
-            <w:r>
-              <w:t>0.</w:t>
+              <w:t>192.168.200.</w:t>
             </w:r>
             <w:r>
               <w:t>1</w:t>
@@ -2511,16 +2367,7 @@
               <w:jc w:val="center"/>
             </w:pPr>
             <w:r>
-              <w:t>192.168.</w:t>
-            </w:r>
-            <w:r>
-              <w:t>20</w:t>
-            </w:r>
-            <w:r>
-              <w:t>0.</w:t>
-            </w:r>
-            <w:r>
-              <w:t>1</w:t>
+              <w:t>192.168.200.1</w:t>
             </w:r>
           </w:p>
         </w:tc>
@@ -2664,16 +2511,7 @@
               <w:jc w:val="center"/>
             </w:pPr>
             <w:r>
-              <w:t>192.168.</w:t>
-            </w:r>
-            <w:r>
-              <w:t>200</w:t>
-            </w:r>
-            <w:r>
-              <w:t>.</w:t>
-            </w:r>
-            <w:r>
-              <w:t>1</w:t>
+              <w:t>192.168.200.1</w:t>
             </w:r>
           </w:p>
         </w:tc>
@@ -2773,16 +2611,7 @@
               <w:jc w:val="center"/>
             </w:pPr>
             <w:r>
-              <w:t>192.168.</w:t>
-            </w:r>
-            <w:r>
-              <w:t>10</w:t>
-            </w:r>
-            <w:r>
-              <w:t>.</w:t>
-            </w:r>
-            <w:r>
-              <w:t>1</w:t>
+              <w:t>192.168.10.1</w:t>
             </w:r>
           </w:p>
         </w:tc>
@@ -2832,16 +2661,7 @@
               <w:jc w:val="center"/>
             </w:pPr>
             <w:r>
-              <w:t>192.168.</w:t>
-            </w:r>
-            <w:r>
-              <w:t>10</w:t>
-            </w:r>
-            <w:r>
-              <w:t>.</w:t>
-            </w:r>
-            <w:r>
-              <w:t>2</w:t>
+              <w:t>192.168.10.2</w:t>
             </w:r>
           </w:p>
         </w:tc>
@@ -2891,16 +2711,7 @@
               <w:jc w:val="center"/>
             </w:pPr>
             <w:r>
-              <w:t>192.168.</w:t>
-            </w:r>
-            <w:r>
-              <w:t>10</w:t>
-            </w:r>
-            <w:r>
-              <w:t>.</w:t>
-            </w:r>
-            <w:r>
-              <w:t>3</w:t>
+              <w:t>192.168.10.3</w:t>
             </w:r>
           </w:p>
         </w:tc>
@@ -2950,16 +2761,7 @@
               <w:jc w:val="center"/>
             </w:pPr>
             <w:r>
-              <w:t>192.168.</w:t>
-            </w:r>
-            <w:r>
-              <w:t>1</w:t>
-            </w:r>
-            <w:r>
-              <w:t>0.</w:t>
-            </w:r>
-            <w:r>
-              <w:t>4</w:t>
+              <w:t>192.168.10.4</w:t>
             </w:r>
           </w:p>
         </w:tc>
@@ -3009,16 +2811,7 @@
               <w:jc w:val="center"/>
             </w:pPr>
             <w:r>
-              <w:t>192.168.</w:t>
-            </w:r>
-            <w:r>
-              <w:t>1</w:t>
-            </w:r>
-            <w:r>
-              <w:t>0.</w:t>
-            </w:r>
-            <w:r>
-              <w:t>5</w:t>
+              <w:t>192.168.10.5</w:t>
             </w:r>
           </w:p>
         </w:tc>
@@ -3053,23 +2846,314 @@
         <w:jc w:val="both"/>
       </w:pPr>
       <w:r>
-        <w:t xml:space="preserve">A segurança da Rede está sendo feita com Firewall, configurado entre a internet e rede pública, assim controlando o tráfego. Com </w:t>
+        <w:t xml:space="preserve">A segurança da Rede </w:t>
+      </w:r>
+      <w:r>
+        <w:t>será tratada como prioridade, considerando que os dados da empresa são sensíveis e exigem proteção rigorosa. Para isso, o projeto tem estas camadas de defesas:</w:t>
+      </w:r>
+    </w:p>
+    <w:p>
+      <w:pPr>
+        <w:pStyle w:val="PargrafodaLista"/>
+        <w:numPr>
+          <w:ilvl w:val="0"/>
+          <w:numId w:val="8"/>
+        </w:numPr>
+        <w:spacing w:line="276" w:lineRule="auto"/>
+        <w:jc w:val="both"/>
+      </w:pPr>
+      <w:r>
+        <w:t>Firewall e IDS/IPS</w:t>
+      </w:r>
+    </w:p>
+    <w:p>
+      <w:pPr>
+        <w:pStyle w:val="PargrafodaLista"/>
+        <w:numPr>
+          <w:ilvl w:val="1"/>
+          <w:numId w:val="5"/>
+        </w:numPr>
+        <w:spacing w:line="276" w:lineRule="auto"/>
+        <w:jc w:val="both"/>
+      </w:pPr>
+      <w:r>
+        <w:t>IPS/IDS para identificar e bloquear tentativas de intrusão.</w:t>
+      </w:r>
+    </w:p>
+    <w:p>
+      <w:pPr>
+        <w:pStyle w:val="PargrafodaLista"/>
+        <w:numPr>
+          <w:ilvl w:val="1"/>
+          <w:numId w:val="5"/>
+        </w:numPr>
+        <w:spacing w:line="276" w:lineRule="auto"/>
+        <w:jc w:val="both"/>
+      </w:pPr>
+      <w:r>
+        <w:t xml:space="preserve">WAB </w:t>
       </w:r>
       <w:proofErr w:type="spellStart"/>
       <w:r>
+        <w:t>Fil</w:t>
+      </w:r>
+      <w:r>
+        <w:t>tering</w:t>
+      </w:r>
+      <w:proofErr w:type="spellEnd"/>
+      <w:r>
+        <w:t xml:space="preserve"> para impedir acesso a sites maliciosos.</w:t>
+      </w:r>
+    </w:p>
+    <w:p>
+      <w:pPr>
+        <w:pStyle w:val="PargrafodaLista"/>
+        <w:numPr>
+          <w:ilvl w:val="1"/>
+          <w:numId w:val="5"/>
+        </w:numPr>
+        <w:spacing w:line="276" w:lineRule="auto"/>
+        <w:jc w:val="both"/>
+      </w:pPr>
+      <w:r>
+        <w:t>Controle de Aplicação limitando programas não autorizados.</w:t>
+      </w:r>
+    </w:p>
+    <w:p>
+      <w:pPr>
+        <w:pStyle w:val="PargrafodaLista"/>
+        <w:numPr>
+          <w:ilvl w:val="1"/>
+          <w:numId w:val="5"/>
+        </w:numPr>
+        <w:spacing w:line="276" w:lineRule="auto"/>
+        <w:jc w:val="both"/>
+      </w:pPr>
+      <w:r>
+        <w:t>VPN SSL/IPSec para conexões remotas seguras.</w:t>
+      </w:r>
+    </w:p>
+    <w:p>
+      <w:pPr>
+        <w:pStyle w:val="PargrafodaLista"/>
+        <w:spacing w:line="276" w:lineRule="auto"/>
+        <w:ind w:left="1440"/>
+        <w:jc w:val="both"/>
+      </w:pPr>
+    </w:p>
+    <w:p>
+      <w:pPr>
+        <w:pStyle w:val="PargrafodaLista"/>
+        <w:numPr>
+          <w:ilvl w:val="0"/>
+          <w:numId w:val="8"/>
+        </w:numPr>
+        <w:spacing w:line="276" w:lineRule="auto"/>
+        <w:jc w:val="both"/>
+      </w:pPr>
+      <w:proofErr w:type="spellStart"/>
+      <w:r>
+        <w:lastRenderedPageBreak/>
         <w:t>VLANs</w:t>
       </w:r>
       <w:proofErr w:type="spellEnd"/>
-      <w:r>
-        <w:t xml:space="preserve">, que isola os setores, assim reduzindo o broadcast. Monitoramento constante. E futuramente será implementado o MAC </w:t>
-      </w:r>
+    </w:p>
+    <w:p>
+      <w:pPr>
+        <w:pStyle w:val="PargrafodaLista"/>
+        <w:numPr>
+          <w:ilvl w:val="1"/>
+          <w:numId w:val="5"/>
+        </w:numPr>
+        <w:spacing w:line="276" w:lineRule="auto"/>
+        <w:jc w:val="both"/>
+      </w:pPr>
       <w:proofErr w:type="spellStart"/>
       <w:r>
+        <w:t>ACLs</w:t>
+      </w:r>
+      <w:proofErr w:type="spellEnd"/>
+      <w:r>
+        <w:t xml:space="preserve"> (Access </w:t>
+      </w:r>
+      <w:proofErr w:type="spellStart"/>
+      <w:r>
+        <w:t>Control</w:t>
+      </w:r>
+      <w:proofErr w:type="spellEnd"/>
+      <w:r>
+        <w:t xml:space="preserve"> </w:t>
+      </w:r>
+      <w:proofErr w:type="spellStart"/>
+      <w:r>
+        <w:t>Lists</w:t>
+      </w:r>
+      <w:proofErr w:type="spellEnd"/>
+      <w:r>
+        <w:t>) serão configuradas nos switches para controlar quais setores podem se comunicar.</w:t>
+      </w:r>
+    </w:p>
+    <w:p>
+      <w:pPr>
+        <w:pStyle w:val="PargrafodaLista"/>
+        <w:numPr>
+          <w:ilvl w:val="1"/>
+          <w:numId w:val="5"/>
+        </w:numPr>
+        <w:spacing w:line="276" w:lineRule="auto"/>
+        <w:jc w:val="both"/>
+      </w:pPr>
+      <w:r>
+        <w:t>Será criada uma VLAN separada para rede Wi - FI de visitante, isolada da rede corporativa.</w:t>
+      </w:r>
+    </w:p>
+    <w:p>
+      <w:pPr>
+        <w:pStyle w:val="PargrafodaLista"/>
+        <w:numPr>
+          <w:ilvl w:val="0"/>
+          <w:numId w:val="8"/>
+        </w:numPr>
+        <w:spacing w:line="276" w:lineRule="auto"/>
+        <w:jc w:val="both"/>
+      </w:pPr>
+      <w:r>
+        <w:t>Controle de Acesso</w:t>
+      </w:r>
+    </w:p>
+    <w:p>
+      <w:pPr>
+        <w:pStyle w:val="PargrafodaLista"/>
+        <w:numPr>
+          <w:ilvl w:val="1"/>
+          <w:numId w:val="5"/>
+        </w:numPr>
+        <w:spacing w:line="276" w:lineRule="auto"/>
+        <w:jc w:val="both"/>
+      </w:pPr>
+      <w:r>
+        <w:t xml:space="preserve">Mac </w:t>
+      </w:r>
+      <w:proofErr w:type="spellStart"/>
+      <w:r>
         <w:t>Filtering</w:t>
       </w:r>
       <w:proofErr w:type="spellEnd"/>
       <w:r>
-        <w:t>.</w:t>
+        <w:t xml:space="preserve"> será aplicado nos pintos de acesso Wi–</w:t>
+      </w:r>
+      <w:proofErr w:type="spellStart"/>
+      <w:r>
+        <w:t>Fi</w:t>
+      </w:r>
+      <w:proofErr w:type="spellEnd"/>
+      <w:r>
+        <w:t>, liberando apenas dispositivos autorizados.</w:t>
+      </w:r>
+    </w:p>
+    <w:p>
+      <w:pPr>
+        <w:pStyle w:val="PargrafodaLista"/>
+        <w:numPr>
+          <w:ilvl w:val="0"/>
+          <w:numId w:val="8"/>
+        </w:numPr>
+        <w:spacing w:line="276" w:lineRule="auto"/>
+        <w:jc w:val="both"/>
+      </w:pPr>
+      <w:r>
+        <w:t>Servidores e Backup</w:t>
+      </w:r>
+    </w:p>
+    <w:p>
+      <w:pPr>
+        <w:pStyle w:val="PargrafodaLista"/>
+        <w:numPr>
+          <w:ilvl w:val="1"/>
+          <w:numId w:val="5"/>
+        </w:numPr>
+        <w:spacing w:line="276" w:lineRule="auto"/>
+        <w:jc w:val="both"/>
+      </w:pPr>
+      <w:r>
+        <w:t>Os servidores públicos serão colocados em uma DMZ.</w:t>
+      </w:r>
+    </w:p>
+    <w:p>
+      <w:pPr>
+        <w:pStyle w:val="PargrafodaLista"/>
+        <w:numPr>
+          <w:ilvl w:val="1"/>
+          <w:numId w:val="5"/>
+        </w:numPr>
+        <w:spacing w:line="276" w:lineRule="auto"/>
+        <w:jc w:val="both"/>
+      </w:pPr>
+      <w:r>
+        <w:t>Backups automáticos e criptografados.</w:t>
+      </w:r>
+    </w:p>
+    <w:p>
+      <w:pPr>
+        <w:pStyle w:val="PargrafodaLista"/>
+        <w:numPr>
+          <w:ilvl w:val="1"/>
+          <w:numId w:val="5"/>
+        </w:numPr>
+        <w:spacing w:line="276" w:lineRule="auto"/>
+        <w:jc w:val="both"/>
+        <w:rPr>
+          <w:lang w:val="en-US"/>
+        </w:rPr>
+      </w:pPr>
+      <w:proofErr w:type="spellStart"/>
+      <w:r>
+        <w:rPr>
+          <w:lang w:val="en-US"/>
+        </w:rPr>
+        <w:t>Antivírus</w:t>
+      </w:r>
+      <w:proofErr w:type="spellEnd"/>
+      <w:r>
+        <w:rPr>
+          <w:lang w:val="en-US"/>
+        </w:rPr>
+        <w:t xml:space="preserve"> </w:t>
+      </w:r>
+      <w:proofErr w:type="spellStart"/>
+      <w:r>
+        <w:rPr>
+          <w:lang w:val="en-US"/>
+        </w:rPr>
+        <w:t>corporativo</w:t>
+      </w:r>
+      <w:proofErr w:type="spellEnd"/>
+      <w:r>
+        <w:rPr>
+          <w:lang w:val="en-US"/>
+        </w:rPr>
+        <w:t xml:space="preserve"> e EDR (Endpoint Detection and Response).</w:t>
+      </w:r>
+    </w:p>
+    <w:p>
+      <w:pPr>
+        <w:spacing w:line="276" w:lineRule="auto"/>
+        <w:jc w:val="both"/>
+      </w:pPr>
+      <w:r>
+        <w:t xml:space="preserve">Com a implementação dessas medidas, a rede </w:t>
+      </w:r>
+      <w:r>
+        <w:t xml:space="preserve">será </w:t>
+      </w:r>
+      <w:r>
+        <w:t>mais segura</w:t>
+      </w:r>
+      <w:r>
+        <w:t xml:space="preserve"> e</w:t>
+      </w:r>
+      <w:r>
+        <w:t xml:space="preserve"> confiável. As camadas de defesa garantem a proteção dos dados sensíveis, reduzem vulnerabilidades e oferecem maior controle sobre acessos, contribuindo para a continuidade e eficiência das operações da organização.</w:t>
       </w:r>
     </w:p>
     <w:p>
@@ -3269,10 +3353,7 @@
               <w:jc w:val="center"/>
             </w:pPr>
             <w:r>
-              <w:t xml:space="preserve">34 * </w:t>
-            </w:r>
-            <w:r>
-              <w:t>2.564,50</w:t>
+              <w:t>34 * 2.564,50</w:t>
             </w:r>
           </w:p>
         </w:tc>
@@ -3290,7 +3371,6 @@
               <w:jc w:val="center"/>
             </w:pPr>
             <w:r>
-              <w:lastRenderedPageBreak/>
               <w:t>Laptop</w:t>
             </w:r>
           </w:p>
@@ -3326,10 +3406,7 @@
               <w:jc w:val="center"/>
             </w:pPr>
             <w:r>
-              <w:t xml:space="preserve">33 * </w:t>
-            </w:r>
-            <w:r>
-              <w:t>5.598,00</w:t>
+              <w:t>33 * 5.598,00</w:t>
             </w:r>
           </w:p>
         </w:tc>
@@ -3637,85 +3714,83 @@
     </w:p>
     <w:p>
       <w:pPr>
-        <w:spacing w:line="276" w:lineRule="auto"/>
+        <w:spacing w:line="240" w:lineRule="auto"/>
         <w:jc w:val="center"/>
       </w:pPr>
-    </w:p>
-    <w:p>
-      <w:pPr>
-        <w:spacing w:line="276" w:lineRule="auto"/>
+      <w:r>
+        <w:t>Curso BCC</w:t>
+      </w:r>
+      <w:r>
+        <w:t xml:space="preserve"> | </w:t>
+      </w:r>
+      <w:r>
+        <w:t>Turma B</w:t>
+      </w:r>
+    </w:p>
+    <w:p>
+      <w:pPr>
+        <w:spacing w:line="240" w:lineRule="auto"/>
         <w:jc w:val="center"/>
-        <w:rPr>
-          <w:u w:val="single"/>
-        </w:rPr>
-      </w:pPr>
-    </w:p>
-    <w:p>
-      <w:pPr>
-        <w:spacing w:line="276" w:lineRule="auto"/>
+      </w:pPr>
+      <w:r>
+        <w:t>Nomes:</w:t>
+      </w:r>
+    </w:p>
+    <w:p>
+      <w:pPr>
+        <w:spacing w:line="240" w:lineRule="auto"/>
         <w:jc w:val="center"/>
       </w:pPr>
       <w:r>
-        <w:t>Curso BCC</w:t>
-      </w:r>
-    </w:p>
-    <w:p>
-      <w:pPr>
-        <w:spacing w:line="276" w:lineRule="auto"/>
+        <w:t>Gabriel</w:t>
+      </w:r>
+      <w:r>
+        <w:t xml:space="preserve"> </w:t>
+      </w:r>
+      <w:proofErr w:type="spellStart"/>
+      <w:r>
+        <w:t>Homsi</w:t>
+      </w:r>
+      <w:proofErr w:type="spellEnd"/>
+    </w:p>
+    <w:p>
+      <w:pPr>
+        <w:spacing w:line="240" w:lineRule="auto"/>
         <w:jc w:val="center"/>
       </w:pPr>
       <w:r>
-        <w:t>Turma B</w:t>
-      </w:r>
-    </w:p>
-    <w:p>
-      <w:pPr>
-        <w:spacing w:line="276" w:lineRule="auto"/>
+        <w:t>Henrique</w:t>
+      </w:r>
+      <w:r>
+        <w:t xml:space="preserve"> </w:t>
+      </w:r>
+      <w:proofErr w:type="spellStart"/>
+      <w:r>
+        <w:t>Samecima</w:t>
+      </w:r>
+      <w:proofErr w:type="spellEnd"/>
+    </w:p>
+    <w:p>
+      <w:pPr>
+        <w:spacing w:line="240" w:lineRule="auto"/>
         <w:jc w:val="center"/>
       </w:pPr>
       <w:r>
-        <w:t>Nomes:</w:t>
-      </w:r>
-    </w:p>
-    <w:p>
-      <w:pPr>
-        <w:spacing w:line="276" w:lineRule="auto"/>
+        <w:t>Nicolas Alexandre</w:t>
+      </w:r>
+    </w:p>
+    <w:p>
+      <w:pPr>
+        <w:spacing w:line="240" w:lineRule="auto"/>
         <w:jc w:val="center"/>
       </w:pPr>
       <w:r>
-        <w:t>Gabriel</w:t>
-      </w:r>
-    </w:p>
-    <w:p>
-      <w:pPr>
-        <w:spacing w:line="276" w:lineRule="auto"/>
-        <w:jc w:val="center"/>
-      </w:pPr>
-      <w:r>
-        <w:t>Henrique</w:t>
-      </w:r>
-    </w:p>
-    <w:p>
-      <w:pPr>
-        <w:spacing w:line="276" w:lineRule="auto"/>
-        <w:jc w:val="center"/>
-      </w:pPr>
-      <w:r>
-        <w:t>Nicolas Alexandre</w:t>
-      </w:r>
-    </w:p>
-    <w:p>
-      <w:pPr>
-        <w:spacing w:line="276" w:lineRule="auto"/>
-        <w:jc w:val="center"/>
-      </w:pPr>
-      <w:r>
         <w:t>Renan Horta</w:t>
       </w:r>
     </w:p>
     <w:p>
       <w:pPr>
-        <w:spacing w:line="276" w:lineRule="auto"/>
+        <w:spacing w:line="240" w:lineRule="auto"/>
         <w:jc w:val="center"/>
       </w:pPr>
       <w:r>
@@ -3735,6 +3810,95 @@
 <file path=word/numbering.xml><?xml version="1.0" encoding="utf-8"?>
 <w:numbering xmlns:wpc="http://schemas.microsoft.com/office/word/2010/wordprocessingCanvas" xmlns:cx="http://schemas.microsoft.com/office/drawing/2014/chartex" xmlns:cx1="http://schemas.microsoft.com/office/drawing/2015/9/8/chartex" xmlns:cx2="http://schemas.microsoft.com/office/drawing/2015/10/21/chartex" xmlns:cx3="http://schemas.microsoft.com/office/drawing/2016/5/9/chartex" xmlns:cx4="http://schemas.microsoft.com/office/drawing/2016/5/10/chartex" xmlns:cx5="http://schemas.microsoft.com/office/drawing/2016/5/11/chartex" xmlns:cx6="http://schemas.microsoft.com/office/drawing/2016/5/12/chartex" xmlns:cx7="http://schemas.microsoft.com/office/drawing/2016/5/13/chartex" xmlns:cx8="http://schemas.microsoft.com/office/drawing/2016/5/14/chartex" xmlns:mc="http://schemas.openxmlformats.org/markup-compatibility/2006" xmlns:aink="http://schemas.microsoft.com/office/drawing/2016/ink" xmlns:am3d="http://schemas.microsoft.com/office/drawing/2017/model3d" xmlns:o="urn:schemas-microsoft-com:office:office" xmlns:oel="http://schemas.microsoft.com/office/2019/extlst" xmlns:r="http://schemas.openxmlformats.org/officeDocument/2006/relationships" xmlns:m="http://schemas.openxmlformats.org/officeDocument/2006/math" xmlns:v="urn:schemas-microsoft-com:vml" xmlns:wp14="http://schemas.microsoft.com/office/word/2010/wordprocessingDrawing" xmlns:wp="http://schemas.openxmlformats.org/drawingml/2006/wordprocessingDrawing" xmlns:w10="urn:schemas-microsoft-com:office:word" xmlns:w="http://schemas.openxmlformats.org/wordprocessingml/2006/main" xmlns:w14="http://schemas.microsoft.com/office/word/2010/wordml" xmlns:w15="http://schemas.microsoft.com/office/word/2012/wordml" xmlns:w16cex="http://schemas.microsoft.com/office/word/2018/wordml/cex" xmlns:w16cid="http://schemas.microsoft.com/office/word/2016/wordml/cid" xmlns:w16="http://schemas.microsoft.com/office/word/2018/wordml" xmlns:w16du="http://schemas.microsoft.com/office/word/2023/wordml/word16du" xmlns:w16sdtdh="http://schemas.microsoft.com/office/word/2020/wordml/sdtdatahash" xmlns:w16sdtfl="http://schemas.microsoft.com/office/word/2024/wordml/sdtformatlock" xmlns:w16se="http://schemas.microsoft.com/office/word/2015/wordml/symex" xmlns:wpg="http://schemas.microsoft.com/office/word/2010/wordprocessingGroup" xmlns:wpi="http://schemas.microsoft.com/office/word/2010/wordprocessingInk" xmlns:wne="http://schemas.microsoft.com/office/word/2006/wordml" xmlns:wps="http://schemas.microsoft.com/office/word/2010/wordprocessingShape" mc:Ignorable="w14 w15 w16se w16cid w16 w16cex w16sdtdh w16sdtfl w16du wp14">
   <w:abstractNum w:abstractNumId="0" w15:restartNumberingAfterBreak="0">
+    <w:nsid w:val="11505232"/>
+    <w:multiLevelType w:val="hybridMultilevel"/>
+    <w:tmpl w:val="235E34B6"/>
+    <w:lvl w:ilvl="0" w:tplc="0416000F">
+      <w:start w:val="1"/>
+      <w:numFmt w:val="decimal"/>
+      <w:lvlText w:val="%1."/>
+      <w:lvlJc w:val="left"/>
+      <w:pPr>
+        <w:ind w:left="720" w:hanging="360"/>
+      </w:pPr>
+      <w:rPr>
+        <w:rFonts w:hint="default"/>
+      </w:rPr>
+    </w:lvl>
+    <w:lvl w:ilvl="1" w:tplc="04160019" w:tentative="1">
+      <w:start w:val="1"/>
+      <w:numFmt w:val="lowerLetter"/>
+      <w:lvlText w:val="%2."/>
+      <w:lvlJc w:val="left"/>
+      <w:pPr>
+        <w:ind w:left="1440" w:hanging="360"/>
+      </w:pPr>
+    </w:lvl>
+    <w:lvl w:ilvl="2" w:tplc="0416001B" w:tentative="1">
+      <w:start w:val="1"/>
+      <w:numFmt w:val="lowerRoman"/>
+      <w:lvlText w:val="%3."/>
+      <w:lvlJc w:val="right"/>
+      <w:pPr>
+        <w:ind w:left="2160" w:hanging="180"/>
+      </w:pPr>
+    </w:lvl>
+    <w:lvl w:ilvl="3" w:tplc="0416000F" w:tentative="1">
+      <w:start w:val="1"/>
+      <w:numFmt w:val="decimal"/>
+      <w:lvlText w:val="%4."/>
+      <w:lvlJc w:val="left"/>
+      <w:pPr>
+        <w:ind w:left="2880" w:hanging="360"/>
+      </w:pPr>
+    </w:lvl>
+    <w:lvl w:ilvl="4" w:tplc="04160019" w:tentative="1">
+      <w:start w:val="1"/>
+      <w:numFmt w:val="lowerLetter"/>
+      <w:lvlText w:val="%5."/>
+      <w:lvlJc w:val="left"/>
+      <w:pPr>
+        <w:ind w:left="3600" w:hanging="360"/>
+      </w:pPr>
+    </w:lvl>
+    <w:lvl w:ilvl="5" w:tplc="0416001B" w:tentative="1">
+      <w:start w:val="1"/>
+      <w:numFmt w:val="lowerRoman"/>
+      <w:lvlText w:val="%6."/>
+      <w:lvlJc w:val="right"/>
+      <w:pPr>
+        <w:ind w:left="4320" w:hanging="180"/>
+      </w:pPr>
+    </w:lvl>
+    <w:lvl w:ilvl="6" w:tplc="0416000F" w:tentative="1">
+      <w:start w:val="1"/>
+      <w:numFmt w:val="decimal"/>
+      <w:lvlText w:val="%7."/>
+      <w:lvlJc w:val="left"/>
+      <w:pPr>
+        <w:ind w:left="5040" w:hanging="360"/>
+      </w:pPr>
+    </w:lvl>
+    <w:lvl w:ilvl="7" w:tplc="04160019" w:tentative="1">
+      <w:start w:val="1"/>
+      <w:numFmt w:val="lowerLetter"/>
+      <w:lvlText w:val="%8."/>
+      <w:lvlJc w:val="left"/>
+      <w:pPr>
+        <w:ind w:left="5760" w:hanging="360"/>
+      </w:pPr>
+    </w:lvl>
+    <w:lvl w:ilvl="8" w:tplc="0416001B" w:tentative="1">
+      <w:start w:val="1"/>
+      <w:numFmt w:val="lowerRoman"/>
+      <w:lvlText w:val="%9."/>
+      <w:lvlJc w:val="right"/>
+      <w:pPr>
+        <w:ind w:left="6480" w:hanging="180"/>
+      </w:pPr>
+    </w:lvl>
+  </w:abstractNum>
+  <w:abstractNum w:abstractNumId="1" w15:restartNumberingAfterBreak="0">
     <w:nsid w:val="244F2E4F"/>
     <w:multiLevelType w:val="hybridMultilevel"/>
     <w:tmpl w:val="7C08B658"/>
@@ -3847,10 +4011,10 @@
       </w:rPr>
     </w:lvl>
   </w:abstractNum>
-  <w:abstractNum w:abstractNumId="1" w15:restartNumberingAfterBreak="0">
+  <w:abstractNum w:abstractNumId="2" w15:restartNumberingAfterBreak="0">
     <w:nsid w:val="42627023"/>
     <w:multiLevelType w:val="hybridMultilevel"/>
-    <w:tmpl w:val="30A0BF00"/>
+    <w:tmpl w:val="0C6A9A2E"/>
     <w:lvl w:ilvl="0" w:tplc="04160001">
       <w:start w:val="1"/>
       <w:numFmt w:val="bullet"/>
@@ -3863,7 +4027,7 @@
         <w:rFonts w:ascii="Symbol" w:hAnsi="Symbol" w:hint="default"/>
       </w:rPr>
     </w:lvl>
-    <w:lvl w:ilvl="1" w:tplc="04160003" w:tentative="1">
+    <w:lvl w:ilvl="1" w:tplc="04160003">
       <w:start w:val="1"/>
       <w:numFmt w:val="bullet"/>
       <w:lvlText w:val="o"/>
@@ -3960,7 +4124,7 @@
       </w:rPr>
     </w:lvl>
   </w:abstractNum>
-  <w:abstractNum w:abstractNumId="2" w15:restartNumberingAfterBreak="0">
+  <w:abstractNum w:abstractNumId="3" w15:restartNumberingAfterBreak="0">
     <w:nsid w:val="5F6B5F19"/>
     <w:multiLevelType w:val="hybridMultilevel"/>
     <w:tmpl w:val="5C745B38"/>
@@ -4046,7 +4210,120 @@
       </w:pPr>
     </w:lvl>
   </w:abstractNum>
-  <w:abstractNum w:abstractNumId="3" w15:restartNumberingAfterBreak="0">
+  <w:abstractNum w:abstractNumId="4" w15:restartNumberingAfterBreak="0">
+    <w:nsid w:val="6DD8539C"/>
+    <w:multiLevelType w:val="hybridMultilevel"/>
+    <w:tmpl w:val="97007BFC"/>
+    <w:lvl w:ilvl="0" w:tplc="04160001">
+      <w:start w:val="1"/>
+      <w:numFmt w:val="bullet"/>
+      <w:lvlText w:val=""/>
+      <w:lvlJc w:val="left"/>
+      <w:pPr>
+        <w:ind w:left="1440" w:hanging="360"/>
+      </w:pPr>
+      <w:rPr>
+        <w:rFonts w:ascii="Symbol" w:hAnsi="Symbol" w:hint="default"/>
+      </w:rPr>
+    </w:lvl>
+    <w:lvl w:ilvl="1" w:tplc="04160003" w:tentative="1">
+      <w:start w:val="1"/>
+      <w:numFmt w:val="bullet"/>
+      <w:lvlText w:val="o"/>
+      <w:lvlJc w:val="left"/>
+      <w:pPr>
+        <w:ind w:left="2160" w:hanging="360"/>
+      </w:pPr>
+      <w:rPr>
+        <w:rFonts w:ascii="Courier New" w:hAnsi="Courier New" w:cs="Courier New" w:hint="default"/>
+      </w:rPr>
+    </w:lvl>
+    <w:lvl w:ilvl="2" w:tplc="04160005" w:tentative="1">
+      <w:start w:val="1"/>
+      <w:numFmt w:val="bullet"/>
+      <w:lvlText w:val=""/>
+      <w:lvlJc w:val="left"/>
+      <w:pPr>
+        <w:ind w:left="2880" w:hanging="360"/>
+      </w:pPr>
+      <w:rPr>
+        <w:rFonts w:ascii="Wingdings" w:hAnsi="Wingdings" w:hint="default"/>
+      </w:rPr>
+    </w:lvl>
+    <w:lvl w:ilvl="3" w:tplc="04160001" w:tentative="1">
+      <w:start w:val="1"/>
+      <w:numFmt w:val="bullet"/>
+      <w:lvlText w:val=""/>
+      <w:lvlJc w:val="left"/>
+      <w:pPr>
+        <w:ind w:left="3600" w:hanging="360"/>
+      </w:pPr>
+      <w:rPr>
+        <w:rFonts w:ascii="Symbol" w:hAnsi="Symbol" w:hint="default"/>
+      </w:rPr>
+    </w:lvl>
+    <w:lvl w:ilvl="4" w:tplc="04160003" w:tentative="1">
+      <w:start w:val="1"/>
+      <w:numFmt w:val="bullet"/>
+      <w:lvlText w:val="o"/>
+      <w:lvlJc w:val="left"/>
+      <w:pPr>
+        <w:ind w:left="4320" w:hanging="360"/>
+      </w:pPr>
+      <w:rPr>
+        <w:rFonts w:ascii="Courier New" w:hAnsi="Courier New" w:cs="Courier New" w:hint="default"/>
+      </w:rPr>
+    </w:lvl>
+    <w:lvl w:ilvl="5" w:tplc="04160005" w:tentative="1">
+      <w:start w:val="1"/>
+      <w:numFmt w:val="bullet"/>
+      <w:lvlText w:val=""/>
+      <w:lvlJc w:val="left"/>
+      <w:pPr>
+        <w:ind w:left="5040" w:hanging="360"/>
+      </w:pPr>
+      <w:rPr>
+        <w:rFonts w:ascii="Wingdings" w:hAnsi="Wingdings" w:hint="default"/>
+      </w:rPr>
+    </w:lvl>
+    <w:lvl w:ilvl="6" w:tplc="04160001" w:tentative="1">
+      <w:start w:val="1"/>
+      <w:numFmt w:val="bullet"/>
+      <w:lvlText w:val=""/>
+      <w:lvlJc w:val="left"/>
+      <w:pPr>
+        <w:ind w:left="5760" w:hanging="360"/>
+      </w:pPr>
+      <w:rPr>
+        <w:rFonts w:ascii="Symbol" w:hAnsi="Symbol" w:hint="default"/>
+      </w:rPr>
+    </w:lvl>
+    <w:lvl w:ilvl="7" w:tplc="04160003" w:tentative="1">
+      <w:start w:val="1"/>
+      <w:numFmt w:val="bullet"/>
+      <w:lvlText w:val="o"/>
+      <w:lvlJc w:val="left"/>
+      <w:pPr>
+        <w:ind w:left="6480" w:hanging="360"/>
+      </w:pPr>
+      <w:rPr>
+        <w:rFonts w:ascii="Courier New" w:hAnsi="Courier New" w:cs="Courier New" w:hint="default"/>
+      </w:rPr>
+    </w:lvl>
+    <w:lvl w:ilvl="8" w:tplc="04160005" w:tentative="1">
+      <w:start w:val="1"/>
+      <w:numFmt w:val="bullet"/>
+      <w:lvlText w:val=""/>
+      <w:lvlJc w:val="left"/>
+      <w:pPr>
+        <w:ind w:left="7200" w:hanging="360"/>
+      </w:pPr>
+      <w:rPr>
+        <w:rFonts w:ascii="Wingdings" w:hAnsi="Wingdings" w:hint="default"/>
+      </w:rPr>
+    </w:lvl>
+  </w:abstractNum>
+  <w:abstractNum w:abstractNumId="5" w15:restartNumberingAfterBreak="0">
     <w:nsid w:val="70E01120"/>
     <w:multiLevelType w:val="hybridMultilevel"/>
     <w:tmpl w:val="BDFAB4F4"/>
@@ -4135,7 +4412,7 @@
       </w:pPr>
     </w:lvl>
   </w:abstractNum>
-  <w:abstractNum w:abstractNumId="4" w15:restartNumberingAfterBreak="0">
+  <w:abstractNum w:abstractNumId="6" w15:restartNumberingAfterBreak="0">
     <w:nsid w:val="73BF2792"/>
     <w:multiLevelType w:val="hybridMultilevel"/>
     <w:tmpl w:val="AF08408C"/>
@@ -4248,7 +4525,7 @@
       </w:rPr>
     </w:lvl>
   </w:abstractNum>
-  <w:abstractNum w:abstractNumId="5" w15:restartNumberingAfterBreak="0">
+  <w:abstractNum w:abstractNumId="7" w15:restartNumberingAfterBreak="0">
     <w:nsid w:val="7C714B6E"/>
     <w:multiLevelType w:val="hybridMultilevel"/>
     <w:tmpl w:val="DB0E3F64"/>
@@ -4361,7 +4638,7 @@
       </w:rPr>
     </w:lvl>
   </w:abstractNum>
-  <w:abstractNum w:abstractNumId="6" w15:restartNumberingAfterBreak="0">
+  <w:abstractNum w:abstractNumId="8" w15:restartNumberingAfterBreak="0">
     <w:nsid w:val="7FC622DC"/>
     <w:multiLevelType w:val="hybridMultilevel"/>
     <w:tmpl w:val="1DF00252"/>
@@ -4475,25 +4752,31 @@
     </w:lvl>
   </w:abstractNum>
   <w:num w:numId="1" w16cid:durableId="234243212">
+    <w:abstractNumId w:val="7"/>
+  </w:num>
+  <w:num w:numId="2" w16cid:durableId="765267731">
+    <w:abstractNumId w:val="6"/>
+  </w:num>
+  <w:num w:numId="3" w16cid:durableId="71440648">
+    <w:abstractNumId w:val="8"/>
+  </w:num>
+  <w:num w:numId="4" w16cid:durableId="470288708">
+    <w:abstractNumId w:val="1"/>
+  </w:num>
+  <w:num w:numId="5" w16cid:durableId="1879976353">
+    <w:abstractNumId w:val="2"/>
+  </w:num>
+  <w:num w:numId="6" w16cid:durableId="418448429">
+    <w:abstractNumId w:val="3"/>
+  </w:num>
+  <w:num w:numId="7" w16cid:durableId="69236483">
     <w:abstractNumId w:val="5"/>
   </w:num>
-  <w:num w:numId="2" w16cid:durableId="765267731">
-    <w:abstractNumId w:val="4"/>
-  </w:num>
-  <w:num w:numId="3" w16cid:durableId="71440648">
-    <w:abstractNumId w:val="6"/>
-  </w:num>
-  <w:num w:numId="4" w16cid:durableId="470288708">
+  <w:num w:numId="8" w16cid:durableId="698896059">
     <w:abstractNumId w:val="0"/>
   </w:num>
-  <w:num w:numId="5" w16cid:durableId="1879976353">
-    <w:abstractNumId w:val="1"/>
-  </w:num>
-  <w:num w:numId="6" w16cid:durableId="418448429">
-    <w:abstractNumId w:val="2"/>
-  </w:num>
-  <w:num w:numId="7" w16cid:durableId="69236483">
-    <w:abstractNumId w:val="3"/>
+  <w:num w:numId="9" w16cid:durableId="1532182231">
+    <w:abstractNumId w:val="4"/>
   </w:num>
 </w:numbering>
 </file>
